--- a/Task_9/Fasteners.docx
+++ b/Task_9/Fasteners.docx
@@ -509,25 +509,7 @@
         <w:rPr>
           <w:lang w:val="en-US"/>
         </w:rPr>
-        <w:t>It u</w:t>
-      </w:r>
-      <w:r>
-        <w:rPr>
-          <w:lang w:val="en-US"/>
-        </w:rPr>
-        <w:t>tilize</w:t>
-      </w:r>
-      <w:r>
-        <w:rPr>
-          <w:lang w:val="en-US"/>
-        </w:rPr>
-        <w:t>s</w:t>
-      </w:r>
-      <w:r>
-        <w:rPr>
-          <w:lang w:val="en-US"/>
-        </w:rPr>
-        <w:t xml:space="preserve"> reversible mechanical interfaces such as helical threads, radial springs, or sliding interference pins. Primary load transfer occurs through induced axial clamping force or shear resistance across unthreaded shanks. Disassembly preserves both the host component and the fastener intact for repeated reuse.</w:t>
+        <w:t>It utilizes reversible mechanical interfaces such as helical threads, radial springs, or sliding interference pins. Primary load transfer occurs through induced axial clamping force or shear resistance across unthreaded shanks. Disassembly preserves both the host component and the fastener intact for repeated reuse.</w:t>
       </w:r>
       <w:r>
         <w:rPr>
@@ -1138,13 +1120,7 @@
         <w:rPr>
           <w:lang w:val="en-US"/>
         </w:rPr>
-        <w:t>efined by a smooth, rounded domed head underlaid by a square neck collar. When inserted into a square pre-punched hole in wood or composite-to-metal assemblies, the square neck locks into place, preventing fastener rotation when tightening the nut from the opposite side</w:t>
-      </w:r>
-      <w:r>
-        <w:rPr>
-          <w:lang w:val="en-US"/>
-        </w:rPr>
-        <w:t>.</w:t>
+        <w:t>efined by a smooth, rounded domed head underlaid by a square neck collar. When inserted into a square pre-punched hole in wood or composite-to-metal assemblies, the square neck locks into place, preventing fastener rotation when tightening the nut from the opposite side.</w:t>
       </w:r>
     </w:p>
     <w:p>
@@ -1521,6 +1497,12 @@
         <w:rPr>
           <w:noProof/>
         </w:rPr>
+        <w:t xml:space="preserve"> </w:t>
+      </w:r>
+      <w:r>
+        <w:rPr>
+          <w:noProof/>
+        </w:rPr>
         <w:drawing>
           <wp:inline distT="0" distB="0" distL="0" distR="0" wp14:anchorId="35FDCDCC" wp14:editId="322076EF">
             <wp:extent cx="3089910" cy="1647825"/>
@@ -2251,39 +2233,21 @@
         <w:rPr>
           <w:lang w:val="en-AE"/>
         </w:rPr>
-        <w:t>Nut</w:t>
-      </w:r>
-      <w:r>
-        <w:rPr>
-          <w:lang w:val="en-AE"/>
-        </w:rPr>
-        <w:t>s</w:t>
-      </w:r>
-    </w:p>
-    <w:p>
-      <w:pPr>
-        <w:pStyle w:val="BodyText"/>
-        <w:rPr>
-          <w:lang w:val="en-AE"/>
-        </w:rPr>
-      </w:pPr>
-      <w:r>
-        <w:rPr>
-          <w:lang w:val="en-AE"/>
-        </w:rPr>
-        <w:t xml:space="preserve">Standard hexagonal nuts rely on thread friction and component seating tension to maintain joint preload. Wing nuts and thumb nuts allow manual hand-tightening without tools. Flange nuts distribute load over an integrated washer face. Cap </w:t>
-      </w:r>
-      <w:r>
-        <w:rPr>
-          <w:lang w:val="en-AE"/>
-        </w:rPr>
-        <w:t xml:space="preserve">or </w:t>
-      </w:r>
-      <w:r>
-        <w:rPr>
-          <w:lang w:val="en-AE"/>
-        </w:rPr>
-        <w:t>acorn nuts encapsulate exposed bolt threads to protect against corrosion or fluid ingress.</w:t>
+        <w:t>Nuts</w:t>
+      </w:r>
+    </w:p>
+    <w:p>
+      <w:pPr>
+        <w:pStyle w:val="BodyText"/>
+        <w:rPr>
+          <w:lang w:val="en-AE"/>
+        </w:rPr>
+      </w:pPr>
+      <w:r>
+        <w:rPr>
+          <w:lang w:val="en-AE"/>
+        </w:rPr>
+        <w:t>Standard hexagonal nuts rely on thread friction and component seating tension to maintain joint preload. Wing nuts and thumb nuts allow manual hand-tightening without tools. Flange nuts distribute load over an integrated washer face. Cap or acorn nuts encapsulate exposed bolt threads to protect against corrosion or fluid ingress.</w:t>
       </w:r>
     </w:p>
     <w:p>
@@ -2301,7 +2265,7 @@
           <w:noProof/>
         </w:rPr>
         <w:drawing>
-          <wp:inline distT="0" distB="0" distL="0" distR="0" wp14:anchorId="5DADB93E" wp14:editId="3D96C7C1">
+          <wp:inline distT="0" distB="0" distL="0" distR="0" wp14:anchorId="5DADB93E" wp14:editId="240BDD95">
             <wp:extent cx="3089910" cy="2209800"/>
             <wp:effectExtent l="19050" t="19050" r="15240" b="19050"/>
             <wp:docPr id="796173693" name="Picture 2"/>
@@ -2464,7 +2428,7 @@
           <w:noProof/>
         </w:rPr>
         <w:drawing>
-          <wp:inline distT="0" distB="0" distL="0" distR="0" wp14:anchorId="76D995D1" wp14:editId="2B670966">
+          <wp:inline distT="0" distB="0" distL="0" distR="0" wp14:anchorId="76D995D1" wp14:editId="27A29A72">
             <wp:extent cx="3089910" cy="2165350"/>
             <wp:effectExtent l="19050" t="19050" r="15240" b="25400"/>
             <wp:docPr id="1271233057" name="Picture 2"/>
@@ -2644,36 +2608,7 @@
           <w:lang w:val="en-AE"/>
         </w:rPr>
         <w:tab/>
-      </w:r>
-      <w:r>
-        <w:rPr>
-          <w:lang w:val="en-AE"/>
-        </w:rPr>
-        <w:t>Flat washers spread clamping loads over a wider surface area to lower localized bearing stress.</w:t>
-      </w:r>
-      <w:r>
-        <w:rPr>
-          <w:lang w:val="en-AE"/>
-        </w:rPr>
-        <w:t xml:space="preserve"> However, they aren’t Fasteners by themselves as they don’t have the means to connect two parts.</w:t>
-      </w:r>
-      <w:r>
-        <w:rPr>
-          <w:lang w:val="en-AE"/>
-        </w:rPr>
-        <w:t xml:space="preserve"> Fender washers spread loads over expansive areas on thin sheet metal. Helical spring and tooth lock washers exert axial tension or bite into contact faces. Belleville </w:t>
-      </w:r>
-      <w:r>
-        <w:rPr>
-          <w:lang w:val="en-AE"/>
-        </w:rPr>
-        <w:t xml:space="preserve">or </w:t>
-      </w:r>
-      <w:r>
-        <w:rPr>
-          <w:lang w:val="en-AE"/>
-        </w:rPr>
-        <w:t>conical spring washers store immense axial energy to absorb thermal expansion differentials and dynamic axial shocks</w:t>
+        <w:t>Flat washers spread clamping loads over a wider surface area to lower localized bearing stress. However, they aren’t Fasteners by themselves as they don’t have the means to connect two parts. Fender washers spread loads over expansive areas on thin sheet metal. Helical spring and tooth lock washers exert axial tension or bite into contact faces. Belleville or conical spring washers store immense axial energy to absorb thermal expansion differentials and dynamic axial shocks</w:t>
       </w:r>
     </w:p>
     <w:p>
@@ -2695,7 +2630,7 @@
           <w:noProof/>
         </w:rPr>
         <w:drawing>
-          <wp:inline distT="0" distB="0" distL="0" distR="0" wp14:anchorId="1227921F" wp14:editId="055BBCCF">
+          <wp:inline distT="0" distB="0" distL="0" distR="0" wp14:anchorId="1227921F" wp14:editId="19A69B5A">
             <wp:extent cx="3089910" cy="1866900"/>
             <wp:effectExtent l="19050" t="19050" r="15240" b="19050"/>
             <wp:docPr id="1712056585" name="Picture 2"/>
@@ -2853,13 +2788,7 @@
         <w:rPr>
           <w:lang w:val="en-US"/>
         </w:rPr>
-        <w:t>In these joints, removal is technically possible without destroying the parent host materials, but the fastening device itself or its auxiliary locking media is permanently deformed, sheared, degraded, or destroyed during extraction and cannot be reused.</w:t>
-      </w:r>
-      <w:r>
-        <w:rPr>
-          <w:lang w:val="en-US"/>
-        </w:rPr>
-        <w:t xml:space="preserve"> Some of these fasteners are:</w:t>
+        <w:t>In these joints, removal is technically possible without destroying the parent host materials, but the fastening device itself or its auxiliary locking media is permanently deformed, sheared, degraded, or destroyed during extraction and cannot be reused. Some of these fasteners are:</w:t>
       </w:r>
     </w:p>
     <w:p>
@@ -2898,13 +2827,7 @@
         <w:rPr>
           <w:lang w:val="en-AE"/>
         </w:rPr>
-        <w:t>features</w:t>
-      </w:r>
-      <w:r>
-        <w:rPr>
-          <w:lang w:val="en-AE"/>
-        </w:rPr>
-        <w:t xml:space="preserve"> a captive nylon collar positioned at the top internal thread exit. As the bolt engages the collar, the nylon deforms elastically and plastically over the male threads, creating a high-friction prevailing torque. Once removed, the nylon insert undergoes permanent deformation, requiring nut replacement.</w:t>
+        <w:t>features a captive nylon collar positioned at the top internal thread exit. As the bolt engages the collar, the nylon deforms elastically and plastically over the male threads, creating a high-friction prevailing torque. Once removed, the nylon insert undergoes permanent deformation, requiring nut replacement.</w:t>
       </w:r>
     </w:p>
     <w:p>
@@ -3023,12 +2946,21 @@
         </w:rPr>
         <w:t xml:space="preserve">    </w:t>
       </w:r>
-      <w:r>
-        <w:rPr>
-          <w:sz w:val="16"/>
-          <w:szCs w:val="16"/>
-        </w:rPr>
-        <w:t>Nylock Nuts</w:t>
+      <w:proofErr w:type="spellStart"/>
+      <w:r>
+        <w:rPr>
+          <w:sz w:val="16"/>
+          <w:szCs w:val="16"/>
+        </w:rPr>
+        <w:t>Nylock</w:t>
+      </w:r>
+      <w:proofErr w:type="spellEnd"/>
+      <w:r>
+        <w:rPr>
+          <w:sz w:val="16"/>
+          <w:szCs w:val="16"/>
+        </w:rPr>
+        <w:t xml:space="preserve"> Nuts</w:t>
       </w:r>
     </w:p>
     <w:p>
@@ -3064,11 +2996,6 @@
           <w:lang w:val="en-AE"/>
         </w:rPr>
         <w:tab/>
-      </w:r>
-      <w:r>
-        <w:rPr>
-          <w:lang w:val="en-AE"/>
-        </w:rPr>
         <w:t>Castle nuts feature slots through which a split cotter pin is inserted via a transverse hole in the fastener shank. The legs of the cotter pin are permanently bent backward to lock the nut. Disassembly requires shearing or destroying the sacrificial cotter pin.</w:t>
       </w:r>
     </w:p>
@@ -3237,19 +3164,7 @@
         <w:rPr>
           <w:lang w:val="en-AE"/>
         </w:rPr>
-        <w:t xml:space="preserve">Starlock </w:t>
-      </w:r>
-      <w:r>
-        <w:rPr>
-          <w:lang w:val="en-AE"/>
-        </w:rPr>
-        <w:t>or</w:t>
-      </w:r>
-      <w:r>
-        <w:rPr>
-          <w:lang w:val="en-AE"/>
-        </w:rPr>
-        <w:t xml:space="preserve"> Push-On Retaining Rings</w:t>
+        <w:t>Starlock or Push-On Retaining Rings</w:t>
       </w:r>
     </w:p>
     <w:p>
@@ -3270,13 +3185,7 @@
         <w:rPr>
           <w:lang w:val="en-AE"/>
         </w:rPr>
-        <w:t>roove less</w:t>
-      </w:r>
-      <w:r>
-        <w:rPr>
-          <w:lang w:val="en-AE"/>
-        </w:rPr>
-        <w:t xml:space="preserve"> self-locking rings equipped with interior spring steel teeth that bite radially into smooth shaft metal. Once pressed into position, they provide high push-off friction </w:t>
+        <w:t xml:space="preserve">roove less self-locking rings equipped with interior spring steel teeth that bite radially into smooth shaft metal. Once pressed into position, they provide high push-off friction </w:t>
       </w:r>
       <w:r>
         <w:rPr>
@@ -3414,12 +3323,21 @@
         </w:rPr>
         <w:t xml:space="preserve">    </w:t>
       </w:r>
-      <w:r>
-        <w:rPr>
-          <w:sz w:val="16"/>
-          <w:szCs w:val="16"/>
-        </w:rPr>
-        <w:t>Starlock or Push-On Retaining Rings</w:t>
+      <w:proofErr w:type="spellStart"/>
+      <w:r>
+        <w:rPr>
+          <w:sz w:val="16"/>
+          <w:szCs w:val="16"/>
+        </w:rPr>
+        <w:t>Starlock</w:t>
+      </w:r>
+      <w:proofErr w:type="spellEnd"/>
+      <w:r>
+        <w:rPr>
+          <w:sz w:val="16"/>
+          <w:szCs w:val="16"/>
+        </w:rPr>
+        <w:t xml:space="preserve"> or Push-On Retaining Rings</w:t>
       </w:r>
     </w:p>
     <w:p>
@@ -3660,13 +3578,7 @@
         <w:rPr>
           <w:lang w:val="en-AE"/>
         </w:rPr>
-        <w:t>acrificial mechanical pins designed with precision-machined necks that shear at predetermined overload limits to protect machinery, requiring destruction and replacement of the pin to reset the system</w:t>
-      </w:r>
-      <w:r>
-        <w:rPr>
-          <w:lang w:val="en-AE"/>
-        </w:rPr>
-        <w:t>.</w:t>
+        <w:t>acrificial mechanical pins designed with precision-machined necks that shear at predetermined overload limits to protect machinery, requiring destruction and replacement of the pin to reset the system.</w:t>
       </w:r>
     </w:p>
     <w:p>
@@ -3827,13 +3739,7 @@
         <w:rPr>
           <w:lang w:val="en-US"/>
         </w:rPr>
-        <w:t>establish unremovable structural joints where disassembly cannot be accomplished without causing severe structural damage or catastrophically destroying the connected host materials or the joining media. Permanent joining relies on plastic material deformation, localized thermal fusion, or chemical bonding across the joint interface</w:t>
-      </w:r>
-      <w:r>
-        <w:rPr>
-          <w:lang w:val="en-US"/>
-        </w:rPr>
-        <w:t>. Some of these fasteners are:</w:t>
+        <w:t>establish unremovable structural joints where disassembly cannot be accomplished without causing severe structural damage or catastrophically destroying the connected host materials or the joining media. Permanent joining relies on plastic material deformation, localized thermal fusion, or chemical bonding across the joint interface. Some of these fasteners are:</w:t>
       </w:r>
     </w:p>
     <w:p>
@@ -3871,25 +3777,7 @@
         <w:rPr>
           <w:lang w:val="en-AE"/>
         </w:rPr>
-        <w:t>It f</w:t>
-      </w:r>
-      <w:r>
-        <w:rPr>
-          <w:lang w:val="en-AE"/>
-        </w:rPr>
-        <w:t>eatur</w:t>
-      </w:r>
-      <w:r>
-        <w:rPr>
-          <w:lang w:val="en-AE"/>
-        </w:rPr>
-        <w:t>es</w:t>
-      </w:r>
-      <w:r>
-        <w:rPr>
-          <w:lang w:val="en-AE"/>
-        </w:rPr>
-        <w:t xml:space="preserve"> a solid un-cleaved shank</w:t>
+        <w:t>It features a solid un-cleaved shank</w:t>
       </w:r>
       <w:r>
         <w:rPr>
@@ -4093,13 +3981,7 @@
         <w:rPr>
           <w:lang w:val="en-AE"/>
         </w:rPr>
-        <w:t>Also known as pop rivets. They are e</w:t>
-      </w:r>
-      <w:r>
-        <w:rPr>
-          <w:lang w:val="en-AE"/>
-        </w:rPr>
-        <w:t>ngineered for applications where access is restricted to only one side of the assembly. A blind rivet consists of a hollow tubular rivet body mated with a central mandrel wire. An installation tool pulls the mandrel head through the rivet body, expanding the blind-side tubular shank into a swollen rivet head before breaking the mandrel at a pre-etched snap notch.</w:t>
+        <w:t>Also known as pop rivets. They are engineered for applications where access is restricted to only one side of the assembly. A blind rivet consists of a hollow tubular rivet body mated with a central mandrel wire. An installation tool pulls the mandrel head through the rivet body, expanding the blind-side tubular shank into a swollen rivet head before breaking the mandrel at a pre-etched snap notch.</w:t>
       </w:r>
     </w:p>
     <w:p>
@@ -4285,25 +4167,7 @@
         <w:rPr>
           <w:lang w:val="en-AE"/>
         </w:rPr>
-        <w:t>i</w:t>
-      </w:r>
-      <w:r>
-        <w:rPr>
-          <w:lang w:val="en-AE"/>
-        </w:rPr>
-        <w:t>ncorporate</w:t>
-      </w:r>
-      <w:r>
-        <w:rPr>
-          <w:lang w:val="en-AE"/>
-        </w:rPr>
-        <w:t>s</w:t>
-      </w:r>
-      <w:r>
-        <w:rPr>
-          <w:lang w:val="en-AE"/>
-        </w:rPr>
-        <w:t xml:space="preserve"> a partial hole at the tail tip. Installation requires lower axial cold-forming forces to roll the hollow edges outward into a lip, making them common in consumer goods, electronics, and light-duty commercial assemblies</w:t>
+        <w:t>incorporates a partial hole at the tail tip. Installation requires lower axial cold-forming forces to roll the hollow edges outward into a lip, making them common in consumer goods, electronics, and light-duty commercial assemblies</w:t>
       </w:r>
       <w:r>
         <w:rPr>
@@ -4512,24 +4376,13 @@
           <w:lang w:val="en-US"/>
         </w:rPr>
         <w:tab/>
-      </w:r>
-      <w:r>
-        <w:rPr>
-          <w:lang w:val="en-US"/>
-        </w:rPr>
         <w:t>These nails feature</w:t>
       </w:r>
       <w:r>
         <w:rPr>
           <w:lang w:val="en-AE"/>
         </w:rPr>
-        <w:t xml:space="preserve"> heavy</w:t>
-      </w:r>
-      <w:r>
-        <w:rPr>
-          <w:lang w:val="en-AE"/>
-        </w:rPr>
-        <w:t>-duty carbon steel shanks and wide flat heads, designed to deliver high shear and bending resistance in structural timber framing.</w:t>
+        <w:t xml:space="preserve"> heavy-duty carbon steel shanks and wide flat heads, designed to deliver high shear and bending resistance in structural timber framing.</w:t>
       </w:r>
     </w:p>
     <w:p>
@@ -4717,13 +4570,7 @@
         <w:rPr>
           <w:lang w:val="en-AE"/>
         </w:rPr>
-        <w:t>These nails are m</w:t>
-      </w:r>
-      <w:r>
-        <w:rPr>
-          <w:lang w:val="en-AE"/>
-        </w:rPr>
-        <w:t>anufactured with thinner shank diameters to minimize wood splitting in light carpentry, millwork, and crate assembly.</w:t>
+        <w:t>These nails are manufactured with thinner shank diameters to minimize wood splitting in light carpentry, millwork, and crate assembly.</w:t>
       </w:r>
     </w:p>
     <w:p>
@@ -4878,14 +4725,7 @@
           <w:sz w:val="16"/>
           <w:szCs w:val="16"/>
         </w:rPr>
-        <w:t>Box</w:t>
-      </w:r>
-      <w:r>
-        <w:rPr>
-          <w:sz w:val="16"/>
-          <w:szCs w:val="16"/>
-        </w:rPr>
-        <w:t xml:space="preserve"> Nails</w:t>
+        <w:t>Box Nails</w:t>
       </w:r>
     </w:p>
     <w:p>
@@ -4923,37 +4763,7 @@
         <w:rPr>
           <w:lang w:val="en-AE"/>
         </w:rPr>
-        <w:t>These Nails are i</w:t>
-      </w:r>
-      <w:r>
-        <w:rPr>
-          <w:lang w:val="en-AE"/>
-        </w:rPr>
-        <w:t>ncorporate</w:t>
-      </w:r>
-      <w:r>
-        <w:rPr>
-          <w:lang w:val="en-AE"/>
-        </w:rPr>
-        <w:t>d with</w:t>
-      </w:r>
-      <w:r>
-        <w:rPr>
-          <w:lang w:val="en-AE"/>
-        </w:rPr>
-        <w:t xml:space="preserve"> a series of circumferential rings or ridges along the shank. When driven into timber, wood </w:t>
-      </w:r>
-      <w:r>
-        <w:rPr>
-          <w:lang w:val="en-AE"/>
-        </w:rPr>
-        <w:t>fibres</w:t>
-      </w:r>
-      <w:r>
-        <w:rPr>
-          <w:lang w:val="en-AE"/>
-        </w:rPr>
-        <w:t xml:space="preserve"> wedge into the annular grooves, drastically increasing resistance to axial pull-out forces.</w:t>
+        <w:t>These Nails are incorporated with a series of circumferential rings or ridges along the shank. When driven into timber, wood fibres wedge into the annular grooves, drastically increasing resistance to axial pull-out forces.</w:t>
       </w:r>
     </w:p>
     <w:p>
@@ -5084,14 +4894,7 @@
           <w:sz w:val="16"/>
           <w:szCs w:val="16"/>
         </w:rPr>
-        <w:t>Ring-Shank</w:t>
-      </w:r>
-      <w:r>
-        <w:rPr>
-          <w:sz w:val="16"/>
-          <w:szCs w:val="16"/>
-        </w:rPr>
-        <w:t xml:space="preserve"> Nails</w:t>
+        <w:t>Ring-Shank Nails</w:t>
       </w:r>
       <w:r>
         <w:rPr>
@@ -5135,25 +4938,7 @@
         <w:rPr>
           <w:lang w:val="en-AE"/>
         </w:rPr>
-        <w:t>They are m</w:t>
-      </w:r>
-      <w:r>
-        <w:rPr>
-          <w:lang w:val="en-AE"/>
-        </w:rPr>
-        <w:t xml:space="preserve">anufactured from hardened high-carbon steel, </w:t>
-      </w:r>
-      <w:r>
-        <w:rPr>
-          <w:lang w:val="en-AE"/>
-        </w:rPr>
-        <w:t xml:space="preserve">and they </w:t>
-      </w:r>
-      <w:r>
-        <w:rPr>
-          <w:lang w:val="en-AE"/>
-        </w:rPr>
-        <w:t>feature fluted or smooth shanks capable of penetrating mortar, concrete, and brick without buckling.</w:t>
+        <w:t>They are manufactured from hardened high-carbon steel, and they feature fluted or smooth shanks capable of penetrating mortar, concrete, and brick without buckling.</w:t>
       </w:r>
     </w:p>
     <w:p>
@@ -5307,14 +5092,7 @@
           <w:sz w:val="16"/>
           <w:szCs w:val="16"/>
         </w:rPr>
-        <w:t>Masonry and Concrete</w:t>
-      </w:r>
-      <w:r>
-        <w:rPr>
-          <w:sz w:val="16"/>
-          <w:szCs w:val="16"/>
-        </w:rPr>
-        <w:t xml:space="preserve"> Nails</w:t>
+        <w:t>Masonry and Concrete Nails</w:t>
       </w:r>
       <w:r>
         <w:rPr>
@@ -5365,13 +5143,7 @@
         <w:rPr>
           <w:lang w:val="en-AE"/>
         </w:rPr>
-        <w:t>l</w:t>
-      </w:r>
-      <w:r>
-        <w:rPr>
-          <w:lang w:val="en-AE"/>
-        </w:rPr>
-        <w:t>ow-profile fasteners with small, cupped heads designed to be driven flush or countersunk below wood surfaces in delicate trim and cabinetry work.</w:t>
+        <w:t>low-profile fasteners with small, cupped heads designed to be driven flush or countersunk below wood surfaces in delicate trim and cabinetry work.</w:t>
       </w:r>
     </w:p>
     <w:p>
@@ -5502,21 +5274,7 @@
           <w:sz w:val="16"/>
           <w:szCs w:val="16"/>
         </w:rPr>
-        <w:t>Fishing</w:t>
-      </w:r>
-      <w:r>
-        <w:rPr>
-          <w:sz w:val="16"/>
-          <w:szCs w:val="16"/>
-        </w:rPr>
-        <w:t xml:space="preserve"> Nails</w:t>
-      </w:r>
-      <w:r>
-        <w:rPr>
-          <w:sz w:val="16"/>
-          <w:szCs w:val="16"/>
-        </w:rPr>
-        <w:t xml:space="preserve"> and Brads</w:t>
+        <w:t>Fishing Nails and Brads</w:t>
       </w:r>
       <w:r>
         <w:rPr>
@@ -6406,14 +6164,7 @@
           <w:sz w:val="16"/>
           <w:szCs w:val="16"/>
         </w:rPr>
-        <w:t>Brazed and Soldered</w:t>
-      </w:r>
-      <w:r>
-        <w:rPr>
-          <w:sz w:val="16"/>
-          <w:szCs w:val="16"/>
-        </w:rPr>
-        <w:t xml:space="preserve"> Joints</w:t>
+        <w:t>Brazed and Soldered Joints</w:t>
       </w:r>
     </w:p>
     <w:p>
@@ -9080,6 +8831,7 @@
   <w:style w:type="character" w:default="1" w:styleId="DefaultParagraphFont">
     <w:name w:val="Default Paragraph Font"/>
     <w:uiPriority w:val="1"/>
+    <w:semiHidden/>
     <w:unhideWhenUsed/>
   </w:style>
   <w:style w:type="table" w:default="1" w:styleId="TableNormal">

--- a/Task_9/Fasteners.docx
+++ b/Task_9/Fasteners.docx
@@ -2265,7 +2265,7 @@
           <w:noProof/>
         </w:rPr>
         <w:drawing>
-          <wp:inline distT="0" distB="0" distL="0" distR="0" wp14:anchorId="5DADB93E" wp14:editId="240BDD95">
+          <wp:inline distT="0" distB="0" distL="0" distR="0" wp14:anchorId="5DADB93E" wp14:editId="5C3DDE5A">
             <wp:extent cx="3089910" cy="2209800"/>
             <wp:effectExtent l="19050" t="19050" r="15240" b="19050"/>
             <wp:docPr id="796173693" name="Picture 2"/>
@@ -2428,7 +2428,7 @@
           <w:noProof/>
         </w:rPr>
         <w:drawing>
-          <wp:inline distT="0" distB="0" distL="0" distR="0" wp14:anchorId="76D995D1" wp14:editId="27A29A72">
+          <wp:inline distT="0" distB="0" distL="0" distR="0" wp14:anchorId="76D995D1" wp14:editId="2D136607">
             <wp:extent cx="3089910" cy="2165350"/>
             <wp:effectExtent l="19050" t="19050" r="15240" b="25400"/>
             <wp:docPr id="1271233057" name="Picture 2"/>
@@ -2630,7 +2630,7 @@
           <w:noProof/>
         </w:rPr>
         <w:drawing>
-          <wp:inline distT="0" distB="0" distL="0" distR="0" wp14:anchorId="1227921F" wp14:editId="19A69B5A">
+          <wp:inline distT="0" distB="0" distL="0" distR="0" wp14:anchorId="1227921F" wp14:editId="442A7D3D">
             <wp:extent cx="3089910" cy="1866900"/>
             <wp:effectExtent l="19050" t="19050" r="15240" b="19050"/>
             <wp:docPr id="1712056585" name="Picture 2"/>
@@ -2946,21 +2946,12 @@
         </w:rPr>
         <w:t xml:space="preserve">    </w:t>
       </w:r>
-      <w:proofErr w:type="spellStart"/>
-      <w:r>
-        <w:rPr>
-          <w:sz w:val="16"/>
-          <w:szCs w:val="16"/>
-        </w:rPr>
-        <w:t>Nylock</w:t>
-      </w:r>
-      <w:proofErr w:type="spellEnd"/>
-      <w:r>
-        <w:rPr>
-          <w:sz w:val="16"/>
-          <w:szCs w:val="16"/>
-        </w:rPr>
-        <w:t xml:space="preserve"> Nuts</w:t>
+      <w:r>
+        <w:rPr>
+          <w:sz w:val="16"/>
+          <w:szCs w:val="16"/>
+        </w:rPr>
+        <w:t>Nylock Nuts</w:t>
       </w:r>
     </w:p>
     <w:p>
@@ -3323,21 +3314,12 @@
         </w:rPr>
         <w:t xml:space="preserve">    </w:t>
       </w:r>
-      <w:proofErr w:type="spellStart"/>
-      <w:r>
-        <w:rPr>
-          <w:sz w:val="16"/>
-          <w:szCs w:val="16"/>
-        </w:rPr>
-        <w:t>Starlock</w:t>
-      </w:r>
-      <w:proofErr w:type="spellEnd"/>
-      <w:r>
-        <w:rPr>
-          <w:sz w:val="16"/>
-          <w:szCs w:val="16"/>
-        </w:rPr>
-        <w:t xml:space="preserve"> or Push-On Retaining Rings</w:t>
+      <w:r>
+        <w:rPr>
+          <w:sz w:val="16"/>
+          <w:szCs w:val="16"/>
+        </w:rPr>
+        <w:t>Starlock or Push-On Retaining Rings</w:t>
       </w:r>
     </w:p>
     <w:p>
@@ -6293,7 +6275,7 @@
             <w:rStyle w:val="Hyperlink"/>
             <w:lang w:val="en-AE"/>
           </w:rPr>
-          <w:t>https://www.theengineerspost.com/types-of-fasteners/</w:t>
+          <w:t>https://www.theengineerspost.com/types-of-fasteners</w:t>
         </w:r>
       </w:hyperlink>
     </w:p>
